--- a/documentos/02-Documento-Proyecto-Completo-RGMotors-PuertoMontt.docx
+++ b/documentos/02-Documento-Proyecto-Completo-RGMotors-PuertoMontt.docx
@@ -21,6 +21,9 @@
       <w:pPr>
         <w:spacing w:after="80"/>
         <w:jc w:val="center"/>
+        <w:rPr>
+          <w:lang w:val="es-ES"/>
+        </w:rPr>
       </w:pPr>
       <w:r>
         <w:rPr>
@@ -28,6 +31,7 @@
           <w:b/>
           <w:color w:val="2B6CB0"/>
           <w:sz w:val="24"/>
+          <w:lang w:val="es-ES"/>
         </w:rPr>
         <w:t>RG MOTORS</w:t>
       </w:r>
@@ -36,11 +40,15 @@
       <w:pPr>
         <w:spacing w:after="360"/>
         <w:jc w:val="center"/>
+        <w:rPr>
+          <w:lang w:val="es-ES"/>
+        </w:rPr>
       </w:pPr>
       <w:r>
         <w:rPr>
           <w:rFonts w:eastAsia="Calibri"/>
           <w:color w:val="4A5568"/>
+          <w:lang w:val="es-ES"/>
         </w:rPr>
         <w:t>SUCURSAL PUERTO MONTT</w:t>
       </w:r>
@@ -51,17 +59,24 @@
           <w:bottom w:val="single" w:sz="18" w:space="1" w:color="1A365D"/>
         </w:pBdr>
         <w:spacing w:before="80" w:after="240"/>
+        <w:rPr>
+          <w:lang w:val="es-ES"/>
+        </w:rPr>
       </w:pPr>
     </w:p>
     <w:p>
       <w:pPr>
         <w:spacing w:before="360" w:after="280"/>
         <w:jc w:val="center"/>
+        <w:rPr>
+          <w:lang w:val="es-ES"/>
+        </w:rPr>
       </w:pPr>
       <w:r>
         <w:rPr>
           <w:rFonts w:ascii="Calibri Light" w:eastAsia="Calibri Light" w:hAnsi="Calibri Light"/>
           <w:color w:val="2B6CB0"/>
+          <w:lang w:val="es-ES"/>
         </w:rPr>
         <w:t>DOCUMENTO DE PROYECTO INFORMÁTICO</w:t>
       </w:r>
@@ -70,6 +85,9 @@
       <w:pPr>
         <w:spacing w:after="240"/>
         <w:jc w:val="center"/>
+        <w:rPr>
+          <w:lang w:val="es-ES"/>
+        </w:rPr>
       </w:pPr>
       <w:r>
         <w:rPr>
@@ -77,6 +95,7 @@
           <w:b/>
           <w:color w:val="1A365D"/>
           <w:sz w:val="44"/>
+          <w:lang w:val="es-ES"/>
         </w:rPr>
         <w:t>Plataforma web</w:t>
       </w:r>
@@ -86,6 +105,7 @@
           <w:b/>
           <w:color w:val="1A365D"/>
           <w:sz w:val="44"/>
+          <w:lang w:val="es-ES"/>
         </w:rPr>
         <w:br/>
         <w:t>RG Motors Puerto Montt</w:t>
@@ -95,12 +115,16 @@
       <w:pPr>
         <w:spacing w:after="440"/>
         <w:jc w:val="center"/>
+        <w:rPr>
+          <w:lang w:val="es-ES"/>
+        </w:rPr>
       </w:pPr>
       <w:r>
         <w:rPr>
           <w:rFonts w:eastAsia="Calibri"/>
           <w:color w:val="4A5568"/>
           <w:sz w:val="24"/>
+          <w:lang w:val="es-ES"/>
         </w:rPr>
         <w:t>Catálogo digital, tour 360°, administración autónoma</w:t>
       </w:r>
@@ -109,6 +133,7 @@
           <w:rFonts w:eastAsia="Calibri"/>
           <w:color w:val="4A5568"/>
           <w:sz w:val="24"/>
+          <w:lang w:val="es-ES"/>
         </w:rPr>
         <w:br/>
         <w:t>e integraciones comerciales</w:t>
@@ -120,9 +145,18 @@
           <w:bottom w:val="single" w:sz="18" w:space="1" w:color="C5CDD8"/>
         </w:pBdr>
         <w:spacing w:before="80" w:after="240"/>
+        <w:rPr>
+          <w:lang w:val="es-ES"/>
+        </w:rPr>
       </w:pPr>
     </w:p>
-    <w:p/>
+    <w:p>
+      <w:pPr>
+        <w:rPr>
+          <w:lang w:val="es-ES"/>
+        </w:rPr>
+      </w:pPr>
+    </w:p>
     <w:tbl>
       <w:tblPr>
         <w:tblW w:w="0" w:type="auto"/>
@@ -362,6 +396,9 @@
       <w:pPr>
         <w:spacing w:after="120"/>
         <w:jc w:val="center"/>
+        <w:rPr>
+          <w:lang w:val="es-ES"/>
+        </w:rPr>
       </w:pPr>
       <w:r>
         <w:rPr>
@@ -369,6 +406,7 @@
           <w:i/>
           <w:color w:val="4A5568"/>
           <w:sz w:val="20"/>
+          <w:lang w:val="es-ES"/>
         </w:rPr>
         <w:t>Plataforma web de venta de vehículos usados</w:t>
       </w:r>
@@ -378,6 +416,7 @@
           <w:i/>
           <w:color w:val="4A5568"/>
           <w:sz w:val="20"/>
+          <w:lang w:val="es-ES"/>
         </w:rPr>
         <w:br/>
         <w:t>con catálogo digital, tour 360° y administración autónoma</w:t>
@@ -389,30 +428,48 @@
           <w:bottom w:val="single" w:sz="18" w:space="1" w:color="C5CDD8"/>
         </w:pBdr>
         <w:spacing w:before="80" w:after="240"/>
+        <w:rPr>
+          <w:lang w:val="es-ES"/>
+        </w:rPr>
       </w:pPr>
     </w:p>
     <w:p>
       <w:pPr>
         <w:spacing w:after="0"/>
         <w:jc w:val="center"/>
+        <w:rPr>
+          <w:lang w:val="es-ES"/>
+        </w:rPr>
       </w:pPr>
       <w:r>
         <w:rPr>
           <w:rFonts w:eastAsia="Calibri"/>
           <w:color w:val="4A5568"/>
           <w:sz w:val="18"/>
+          <w:lang w:val="es-ES"/>
         </w:rPr>
         <w:t>Documento elaborado en el marco del proyecto informático de implementación digital</w:t>
       </w:r>
     </w:p>
     <w:p>
+      <w:pPr>
+        <w:rPr>
+          <w:lang w:val="es-ES"/>
+        </w:rPr>
+      </w:pPr>
       <w:r>
+        <w:rPr>
+          <w:lang w:val="es-ES"/>
+        </w:rPr>
         <w:br w:type="page"/>
       </w:r>
     </w:p>
     <w:p>
       <w:pPr>
         <w:spacing w:after="120"/>
+        <w:rPr>
+          <w:lang w:val="es-ES"/>
+        </w:rPr>
       </w:pPr>
       <w:r>
         <w:rPr>
@@ -420,6 +477,7 @@
           <w:b/>
           <w:color w:val="1A365D"/>
           <w:sz w:val="36"/>
+          <w:lang w:val="es-ES"/>
         </w:rPr>
         <w:lastRenderedPageBreak/>
         <w:t>Índice de contenidos</w:t>
@@ -431,31 +489,24 @@
           <w:bottom w:val="single" w:sz="18" w:space="1" w:color="C5CDD8"/>
         </w:pBdr>
         <w:spacing w:before="80" w:after="240"/>
+        <w:rPr>
+          <w:lang w:val="es-ES"/>
+        </w:rPr>
       </w:pPr>
     </w:p>
     <w:p>
       <w:pPr>
-        <w:spacing w:after="320"/>
-      </w:pPr>
-      <w:r>
-        <w:rPr>
-          <w:rFonts w:eastAsia="Calibri"/>
-          <w:i/>
-          <w:color w:val="4A5568"/>
-          <w:sz w:val="20"/>
-        </w:rPr>
-        <w:t>Seleccione un tema para ubicar rápidamente la sección correspondiente en el documento.</w:t>
-      </w:r>
-    </w:p>
-    <w:p>
-      <w:pPr>
         <w:spacing w:before="60" w:after="60" w:line="288" w:lineRule="auto"/>
+        <w:rPr>
+          <w:lang w:val="es-ES"/>
+        </w:rPr>
       </w:pPr>
       <w:r>
         <w:rPr>
           <w:rFonts w:eastAsia="Calibri"/>
           <w:b/>
           <w:color w:val="2B6CB0"/>
+          <w:lang w:val="es-ES"/>
         </w:rPr>
         <w:t xml:space="preserve">1.  </w:t>
       </w:r>
@@ -464,6 +515,7 @@
           <w:rFonts w:eastAsia="Calibri"/>
           <w:b/>
           <w:color w:val="1A365D"/>
+          <w:lang w:val="es-ES"/>
         </w:rPr>
         <w:t>Resumen ejecutivo</w:t>
       </w:r>
@@ -471,12 +523,16 @@
     <w:p>
       <w:pPr>
         <w:spacing w:before="60" w:after="60" w:line="288" w:lineRule="auto"/>
+        <w:rPr>
+          <w:lang w:val="es-ES"/>
+        </w:rPr>
       </w:pPr>
       <w:r>
         <w:rPr>
           <w:rFonts w:eastAsia="Calibri"/>
           <w:b/>
           <w:color w:val="2B6CB0"/>
+          <w:lang w:val="es-ES"/>
         </w:rPr>
         <w:t xml:space="preserve">2.  </w:t>
       </w:r>
@@ -485,6 +541,7 @@
           <w:rFonts w:eastAsia="Calibri"/>
           <w:b/>
           <w:color w:val="1A365D"/>
+          <w:lang w:val="es-ES"/>
         </w:rPr>
         <w:t>Antecedentes y necesidad de la empresa</w:t>
       </w:r>
@@ -493,12 +550,16 @@
       <w:pPr>
         <w:spacing w:before="20" w:after="20" w:line="288" w:lineRule="auto"/>
         <w:ind w:left="425"/>
+        <w:rPr>
+          <w:lang w:val="es-ES"/>
+        </w:rPr>
       </w:pPr>
       <w:r>
         <w:rPr>
           <w:rFonts w:eastAsia="Calibri"/>
           <w:color w:val="4A5568"/>
           <w:sz w:val="20"/>
+          <w:lang w:val="es-ES"/>
         </w:rPr>
         <w:t>2.1  Contexto</w:t>
       </w:r>
@@ -507,12 +568,16 @@
       <w:pPr>
         <w:spacing w:before="20" w:after="20" w:line="288" w:lineRule="auto"/>
         <w:ind w:left="425"/>
+        <w:rPr>
+          <w:lang w:val="es-ES"/>
+        </w:rPr>
       </w:pPr>
       <w:r>
         <w:rPr>
           <w:rFonts w:eastAsia="Calibri"/>
           <w:color w:val="4A5568"/>
           <w:sz w:val="20"/>
+          <w:lang w:val="es-ES"/>
         </w:rPr>
         <w:t>2.2  Problema</w:t>
       </w:r>
@@ -521,12 +586,16 @@
       <w:pPr>
         <w:spacing w:before="20" w:after="20" w:line="288" w:lineRule="auto"/>
         <w:ind w:left="425"/>
+        <w:rPr>
+          <w:lang w:val="es-ES"/>
+        </w:rPr>
       </w:pPr>
       <w:r>
         <w:rPr>
           <w:rFonts w:eastAsia="Calibri"/>
           <w:color w:val="4A5568"/>
           <w:sz w:val="20"/>
+          <w:lang w:val="es-ES"/>
         </w:rPr>
         <w:t>2.3  Necesidad planteada</w:t>
       </w:r>
@@ -534,12 +603,16 @@
     <w:p>
       <w:pPr>
         <w:spacing w:before="60" w:after="60" w:line="288" w:lineRule="auto"/>
+        <w:rPr>
+          <w:lang w:val="es-ES"/>
+        </w:rPr>
       </w:pPr>
       <w:r>
         <w:rPr>
           <w:rFonts w:eastAsia="Calibri"/>
           <w:b/>
           <w:color w:val="2B6CB0"/>
+          <w:lang w:val="es-ES"/>
         </w:rPr>
         <w:t xml:space="preserve">3.  </w:t>
       </w:r>
@@ -548,6 +621,7 @@
           <w:rFonts w:eastAsia="Calibri"/>
           <w:b/>
           <w:color w:val="1A365D"/>
+          <w:lang w:val="es-ES"/>
         </w:rPr>
         <w:t>Objetivos</w:t>
       </w:r>
@@ -555,12 +629,16 @@
     <w:p>
       <w:pPr>
         <w:spacing w:before="60" w:after="60" w:line="288" w:lineRule="auto"/>
+        <w:rPr>
+          <w:lang w:val="es-ES"/>
+        </w:rPr>
       </w:pPr>
       <w:r>
         <w:rPr>
           <w:rFonts w:eastAsia="Calibri"/>
           <w:b/>
           <w:color w:val="2B6CB0"/>
+          <w:lang w:val="es-ES"/>
         </w:rPr>
         <w:t xml:space="preserve">4.  </w:t>
       </w:r>
@@ -569,6 +647,7 @@
           <w:rFonts w:eastAsia="Calibri"/>
           <w:b/>
           <w:color w:val="1A365D"/>
+          <w:lang w:val="es-ES"/>
         </w:rPr>
         <w:t>Alcance del proyecto</w:t>
       </w:r>
@@ -576,12 +655,16 @@
     <w:p>
       <w:pPr>
         <w:spacing w:before="60" w:after="60" w:line="288" w:lineRule="auto"/>
+        <w:rPr>
+          <w:lang w:val="es-ES"/>
+        </w:rPr>
       </w:pPr>
       <w:r>
         <w:rPr>
           <w:rFonts w:eastAsia="Calibri"/>
           <w:b/>
           <w:color w:val="2B6CB0"/>
+          <w:lang w:val="es-ES"/>
         </w:rPr>
         <w:t xml:space="preserve">5.  </w:t>
       </w:r>
@@ -590,6 +673,7 @@
           <w:rFonts w:eastAsia="Calibri"/>
           <w:b/>
           <w:color w:val="1A365D"/>
+          <w:lang w:val="es-ES"/>
         </w:rPr>
         <w:t>Estudio de mercado (síntesis)</w:t>
       </w:r>
@@ -597,12 +681,16 @@
     <w:p>
       <w:pPr>
         <w:spacing w:before="60" w:after="60" w:line="288" w:lineRule="auto"/>
+        <w:rPr>
+          <w:lang w:val="es-ES"/>
+        </w:rPr>
       </w:pPr>
       <w:r>
         <w:rPr>
           <w:rFonts w:eastAsia="Calibri"/>
           <w:b/>
           <w:color w:val="2B6CB0"/>
+          <w:lang w:val="es-ES"/>
         </w:rPr>
         <w:t xml:space="preserve">6.  </w:t>
       </w:r>
@@ -611,6 +699,7 @@
           <w:rFonts w:eastAsia="Calibri"/>
           <w:b/>
           <w:color w:val="1A365D"/>
+          <w:lang w:val="es-ES"/>
         </w:rPr>
         <w:t>Stakeholders y responsabilidades</w:t>
       </w:r>
@@ -618,12 +707,16 @@
     <w:p>
       <w:pPr>
         <w:spacing w:before="60" w:after="60" w:line="288" w:lineRule="auto"/>
+        <w:rPr>
+          <w:lang w:val="es-ES"/>
+        </w:rPr>
       </w:pPr>
       <w:r>
         <w:rPr>
           <w:rFonts w:eastAsia="Calibri"/>
           <w:b/>
           <w:color w:val="2B6CB0"/>
+          <w:lang w:val="es-ES"/>
         </w:rPr>
         <w:t xml:space="preserve">7.  </w:t>
       </w:r>
@@ -632,6 +725,7 @@
           <w:rFonts w:eastAsia="Calibri"/>
           <w:b/>
           <w:color w:val="1A365D"/>
+          <w:lang w:val="es-ES"/>
         </w:rPr>
         <w:t>Arquitectura y tecnologías</w:t>
       </w:r>
@@ -639,12 +733,16 @@
     <w:p>
       <w:pPr>
         <w:spacing w:before="60" w:after="60" w:line="288" w:lineRule="auto"/>
+        <w:rPr>
+          <w:lang w:val="es-ES"/>
+        </w:rPr>
       </w:pPr>
       <w:r>
         <w:rPr>
           <w:rFonts w:eastAsia="Calibri"/>
           <w:b/>
           <w:color w:val="2B6CB0"/>
+          <w:lang w:val="es-ES"/>
         </w:rPr>
         <w:t xml:space="preserve">8.  </w:t>
       </w:r>
@@ -653,6 +751,7 @@
           <w:rFonts w:eastAsia="Calibri"/>
           <w:b/>
           <w:color w:val="1A365D"/>
+          <w:lang w:val="es-ES"/>
         </w:rPr>
         <w:t>Módulos funcionales</w:t>
       </w:r>
@@ -660,12 +759,16 @@
     <w:p>
       <w:pPr>
         <w:spacing w:before="60" w:after="60" w:line="288" w:lineRule="auto"/>
+        <w:rPr>
+          <w:lang w:val="es-ES"/>
+        </w:rPr>
       </w:pPr>
       <w:r>
         <w:rPr>
           <w:rFonts w:eastAsia="Calibri"/>
           <w:b/>
           <w:color w:val="2B6CB0"/>
+          <w:lang w:val="es-ES"/>
         </w:rPr>
         <w:t xml:space="preserve">9.  </w:t>
       </w:r>
@@ -674,6 +777,7 @@
           <w:rFonts w:eastAsia="Calibri"/>
           <w:b/>
           <w:color w:val="1A365D"/>
+          <w:lang w:val="es-ES"/>
         </w:rPr>
         <w:t>Costos del proyecto</w:t>
       </w:r>
@@ -681,12 +785,16 @@
     <w:p>
       <w:pPr>
         <w:spacing w:before="60" w:after="60" w:line="288" w:lineRule="auto"/>
+        <w:rPr>
+          <w:lang w:val="es-ES"/>
+        </w:rPr>
       </w:pPr>
       <w:r>
         <w:rPr>
           <w:rFonts w:eastAsia="Calibri"/>
           <w:b/>
           <w:color w:val="2B6CB0"/>
+          <w:lang w:val="es-ES"/>
         </w:rPr>
         <w:t xml:space="preserve">10.  </w:t>
       </w:r>
@@ -695,6 +803,7 @@
           <w:rFonts w:eastAsia="Calibri"/>
           <w:b/>
           <w:color w:val="1A365D"/>
+          <w:lang w:val="es-ES"/>
         </w:rPr>
         <w:t>Cronograma de producción (3 meses)</w:t>
       </w:r>
@@ -702,12 +811,16 @@
     <w:p>
       <w:pPr>
         <w:spacing w:before="60" w:after="60" w:line="288" w:lineRule="auto"/>
+        <w:rPr>
+          <w:lang w:val="es-ES"/>
+        </w:rPr>
       </w:pPr>
       <w:r>
         <w:rPr>
           <w:rFonts w:eastAsia="Calibri"/>
           <w:b/>
           <w:color w:val="2B6CB0"/>
+          <w:lang w:val="es-ES"/>
         </w:rPr>
         <w:t xml:space="preserve">11.  </w:t>
       </w:r>
@@ -716,6 +829,7 @@
           <w:rFonts w:eastAsia="Calibri"/>
           <w:b/>
           <w:color w:val="1A365D"/>
+          <w:lang w:val="es-ES"/>
         </w:rPr>
         <w:t>Riesgos y mitigaciones</w:t>
       </w:r>
@@ -723,12 +837,16 @@
     <w:p>
       <w:pPr>
         <w:spacing w:before="60" w:after="60" w:line="288" w:lineRule="auto"/>
+        <w:rPr>
+          <w:lang w:val="es-ES"/>
+        </w:rPr>
       </w:pPr>
       <w:r>
         <w:rPr>
           <w:rFonts w:eastAsia="Calibri"/>
           <w:b/>
           <w:color w:val="2B6CB0"/>
+          <w:lang w:val="es-ES"/>
         </w:rPr>
         <w:t xml:space="preserve">12.  </w:t>
       </w:r>
@@ -737,6 +855,7 @@
           <w:rFonts w:eastAsia="Calibri"/>
           <w:b/>
           <w:color w:val="1A365D"/>
+          <w:lang w:val="es-ES"/>
         </w:rPr>
         <w:t>Plan de desligue / continuidad operativa</w:t>
       </w:r>
@@ -744,12 +863,16 @@
     <w:p>
       <w:pPr>
         <w:spacing w:before="60" w:after="60" w:line="288" w:lineRule="auto"/>
+        <w:rPr>
+          <w:lang w:val="es-ES"/>
+        </w:rPr>
       </w:pPr>
       <w:r>
         <w:rPr>
           <w:rFonts w:eastAsia="Calibri"/>
           <w:b/>
           <w:color w:val="2B6CB0"/>
+          <w:lang w:val="es-ES"/>
         </w:rPr>
         <w:t xml:space="preserve">13.  </w:t>
       </w:r>
@@ -758,6 +881,7 @@
           <w:rFonts w:eastAsia="Calibri"/>
           <w:b/>
           <w:color w:val="1A365D"/>
+          <w:lang w:val="es-ES"/>
         </w:rPr>
         <w:t>Criterios de aceptación (v1)</w:t>
       </w:r>
@@ -765,12 +889,16 @@
     <w:p>
       <w:pPr>
         <w:spacing w:before="60" w:after="60" w:line="288" w:lineRule="auto"/>
+        <w:rPr>
+          <w:lang w:val="es-ES"/>
+        </w:rPr>
       </w:pPr>
       <w:r>
         <w:rPr>
           <w:rFonts w:eastAsia="Calibri"/>
           <w:b/>
           <w:color w:val="2B6CB0"/>
+          <w:lang w:val="es-ES"/>
         </w:rPr>
         <w:t xml:space="preserve">14.  </w:t>
       </w:r>
@@ -779,6 +907,7 @@
           <w:rFonts w:eastAsia="Calibri"/>
           <w:b/>
           <w:color w:val="1A365D"/>
+          <w:lang w:val="es-ES"/>
         </w:rPr>
         <w:t>Aspectos legales y de datos</w:t>
       </w:r>
@@ -786,12 +915,16 @@
     <w:p>
       <w:pPr>
         <w:spacing w:before="60" w:after="60" w:line="288" w:lineRule="auto"/>
+        <w:rPr>
+          <w:lang w:val="es-ES"/>
+        </w:rPr>
       </w:pPr>
       <w:r>
         <w:rPr>
           <w:rFonts w:eastAsia="Calibri"/>
           <w:b/>
           <w:color w:val="2B6CB0"/>
+          <w:lang w:val="es-ES"/>
         </w:rPr>
         <w:t xml:space="preserve">15.  </w:t>
       </w:r>
@@ -800,6 +933,7 @@
           <w:rFonts w:eastAsia="Calibri"/>
           <w:b/>
           <w:color w:val="1A365D"/>
+          <w:lang w:val="es-ES"/>
         </w:rPr>
         <w:t>Anexos</w:t>
       </w:r>
@@ -807,12 +941,16 @@
     <w:p>
       <w:pPr>
         <w:spacing w:before="60" w:after="60" w:line="288" w:lineRule="auto"/>
+        <w:rPr>
+          <w:lang w:val="es-ES"/>
+        </w:rPr>
       </w:pPr>
       <w:r>
         <w:rPr>
           <w:rFonts w:eastAsia="Calibri"/>
           <w:b/>
           <w:color w:val="2B6CB0"/>
+          <w:lang w:val="es-ES"/>
         </w:rPr>
         <w:t xml:space="preserve">16.  </w:t>
       </w:r>
@@ -821,20 +959,35 @@
           <w:rFonts w:eastAsia="Calibri"/>
           <w:b/>
           <w:color w:val="1A365D"/>
+          <w:lang w:val="es-ES"/>
         </w:rPr>
         <w:t>Aprobación del documento</w:t>
       </w:r>
     </w:p>
     <w:p>
+      <w:pPr>
+        <w:rPr>
+          <w:lang w:val="es-ES"/>
+        </w:rPr>
+      </w:pPr>
       <w:r>
+        <w:rPr>
+          <w:lang w:val="es-ES"/>
+        </w:rPr>
         <w:br w:type="page"/>
       </w:r>
     </w:p>
     <w:p>
       <w:pPr>
         <w:pStyle w:val="Ttulo1"/>
+        <w:rPr>
+          <w:lang w:val="es-ES"/>
+        </w:rPr>
       </w:pPr>
       <w:r>
+        <w:rPr>
+          <w:lang w:val="es-ES"/>
+        </w:rPr>
         <w:lastRenderedPageBreak/>
         <w:t>1. Resumen ejecutivo</w:t>
       </w:r>
@@ -842,65 +995,57 @@
     <w:p>
       <w:pPr>
         <w:jc w:val="both"/>
+        <w:rPr>
+          <w:lang w:val="es-ES"/>
+        </w:rPr>
       </w:pPr>
       <w:r>
         <w:rPr>
           <w:rFonts w:eastAsia="Calibri"/>
-        </w:rPr>
-        <w:t xml:space="preserve">El </w:t>
-      </w:r>
-      <w:proofErr w:type="spellStart"/>
-      <w:r>
-        <w:rPr>
-          <w:rFonts w:eastAsia="Calibri"/>
-        </w:rPr>
-        <w:t>presente</w:t>
-      </w:r>
-      <w:proofErr w:type="spellEnd"/>
-      <w:r>
-        <w:rPr>
-          <w:rFonts w:eastAsia="Calibri"/>
-        </w:rPr>
-        <w:t xml:space="preserve"> </w:t>
-      </w:r>
-      <w:proofErr w:type="spellStart"/>
-      <w:r>
-        <w:rPr>
-          <w:rFonts w:eastAsia="Calibri"/>
-        </w:rPr>
-        <w:t>documento</w:t>
-      </w:r>
-      <w:proofErr w:type="spellEnd"/>
-      <w:r>
-        <w:rPr>
-          <w:rFonts w:eastAsia="Calibri"/>
-        </w:rPr>
-        <w:t xml:space="preserve"> describe el proyecto de desarrollo e implementación de una plataforma web para la sucursal de Puerto Montt de RG Motors. La solución permitirá publicar el stock de vehículos usados con información comercial clara, experiencia visual diferenciadora (tour 360°), canales de contacto y, en etapas posteriores, integración con medios de pago (WebPay) y financiamiento automotriz (Forum u otros). El horizonte de ejecución considerado es de tres (3) meses, alineado a una práctica profesional / proyecto de implementación controlada.</w:t>
+          <w:lang w:val="es-ES"/>
+        </w:rPr>
+        <w:t>El presente documento describe el proyecto de desarrollo e implementación de una plataforma web para la sucursal de Puerto Montt de RG Motors. La solución permitirá publicar el stock de vehículos usados con información comercial clara, experiencia visual diferenciadora (tour 360°), canales de contacto y, en etapas posteriores, integración con medios de pago (WebPay) y financiamiento automotriz (Forum u otros). El horizonte de ejecución considerado es de tres (3) meses, alineado a una práctica profesional / proyecto de implementación controlada.</w:t>
       </w:r>
     </w:p>
     <w:p>
       <w:pPr>
         <w:pStyle w:val="Ttulo1"/>
+        <w:rPr>
+          <w:lang w:val="es-ES"/>
+        </w:rPr>
       </w:pPr>
       <w:r>
+        <w:rPr>
+          <w:lang w:val="es-ES"/>
+        </w:rPr>
         <w:t>2. Antecedentes y necesidad de la empresa</w:t>
       </w:r>
     </w:p>
     <w:p>
       <w:pPr>
         <w:pStyle w:val="Ttulo2"/>
+        <w:rPr>
+          <w:lang w:val="es-ES"/>
+        </w:rPr>
       </w:pPr>
       <w:r>
+        <w:rPr>
+          <w:lang w:val="es-ES"/>
+        </w:rPr>
         <w:t>2.1. Contexto</w:t>
       </w:r>
     </w:p>
     <w:p>
       <w:pPr>
         <w:jc w:val="both"/>
+        <w:rPr>
+          <w:lang w:val="es-ES"/>
+        </w:rPr>
       </w:pPr>
       <w:r>
         <w:rPr>
           <w:rFonts w:eastAsia="Calibri"/>
+          <w:lang w:val="es-ES"/>
         </w:rPr>
         <w:t>La comercialización de vehículos usados en Chile es altamente competitiva y digitalmente mediada: el cliente investiga en línea antes de visitar la sucursal. Una presencia web débil o desactualizada reduce la captación de leads y obliga a depender de portales de terceros o de difusión informal.</w:t>
       </w:r>
@@ -908,18 +1053,28 @@
     <w:p>
       <w:pPr>
         <w:pStyle w:val="Ttulo2"/>
+        <w:rPr>
+          <w:lang w:val="es-ES"/>
+        </w:rPr>
       </w:pPr>
       <w:r>
+        <w:rPr>
+          <w:lang w:val="es-ES"/>
+        </w:rPr>
         <w:t>2.2. Problema</w:t>
       </w:r>
     </w:p>
     <w:p>
       <w:pPr>
         <w:spacing w:after="80"/>
+        <w:rPr>
+          <w:lang w:val="es-ES"/>
+        </w:rPr>
       </w:pPr>
       <w:r>
         <w:rPr>
           <w:rFonts w:eastAsia="Calibri"/>
+          <w:lang w:val="es-ES"/>
         </w:rPr>
         <w:t>• Falta de un canal digital propio, profesional y actualizable por la sucursal.</w:t>
       </w:r>
@@ -927,10 +1082,14 @@
     <w:p>
       <w:pPr>
         <w:spacing w:after="80"/>
+        <w:rPr>
+          <w:lang w:val="es-ES"/>
+        </w:rPr>
       </w:pPr>
       <w:r>
         <w:rPr>
           <w:rFonts w:eastAsia="Calibri"/>
+          <w:lang w:val="es-ES"/>
         </w:rPr>
         <w:t>• Dificultad para mostrar el vehículo de forma confiable a distancia (fotos limitadas / sin 360°).</w:t>
       </w:r>
@@ -938,10 +1097,14 @@
     <w:p>
       <w:pPr>
         <w:spacing w:after="80"/>
+        <w:rPr>
+          <w:lang w:val="es-ES"/>
+        </w:rPr>
       </w:pPr>
       <w:r>
         <w:rPr>
           <w:rFonts w:eastAsia="Calibri"/>
+          <w:lang w:val="es-ES"/>
         </w:rPr>
         <w:t>• Dependencia de personas técnicas para cada cambio de stock o precio.</w:t>
       </w:r>
@@ -949,10 +1112,14 @@
     <w:p>
       <w:pPr>
         <w:spacing w:after="80"/>
+        <w:rPr>
+          <w:lang w:val="es-ES"/>
+        </w:rPr>
       </w:pPr>
       <w:r>
         <w:rPr>
           <w:rFonts w:eastAsia="Calibri"/>
+          <w:lang w:val="es-ES"/>
         </w:rPr>
         <w:t>• Necesidad futura de pagos en línea y derivación a financiamiento.</w:t>
       </w:r>
@@ -960,18 +1127,28 @@
     <w:p>
       <w:pPr>
         <w:pStyle w:val="Ttulo2"/>
+        <w:rPr>
+          <w:lang w:val="es-ES"/>
+        </w:rPr>
       </w:pPr>
       <w:r>
+        <w:rPr>
+          <w:lang w:val="es-ES"/>
+        </w:rPr>
         <w:t>2.3. Necesidad planteada</w:t>
       </w:r>
     </w:p>
     <w:p>
       <w:pPr>
         <w:jc w:val="both"/>
+        <w:rPr>
+          <w:lang w:val="es-ES"/>
+        </w:rPr>
       </w:pPr>
       <w:r>
         <w:rPr>
           <w:rFonts w:eastAsia="Calibri"/>
+          <w:lang w:val="es-ES"/>
         </w:rPr>
         <w:t>Contar con un sitio web propio de la sucursal Puerto Montt, autoadministrable, con catálogo real, tour 360°, contacto comercial y base preparada para WebPay y financieras, quedando las cuentas y la operación a nombre de la Empresa para continuidad operativa.</w:t>
       </w:r>
@@ -979,26 +1156,42 @@
     <w:p>
       <w:pPr>
         <w:pStyle w:val="Ttulo1"/>
+        <w:rPr>
+          <w:lang w:val="es-ES"/>
+        </w:rPr>
       </w:pPr>
       <w:r>
+        <w:rPr>
+          <w:lang w:val="es-ES"/>
+        </w:rPr>
         <w:t>3. Objetivos</w:t>
       </w:r>
     </w:p>
     <w:p>
       <w:pPr>
         <w:pStyle w:val="Ttulo2"/>
+        <w:rPr>
+          <w:lang w:val="es-ES"/>
+        </w:rPr>
       </w:pPr>
       <w:r>
+        <w:rPr>
+          <w:lang w:val="es-ES"/>
+        </w:rPr>
         <w:t>3.1. Objetivo general</w:t>
       </w:r>
     </w:p>
     <w:p>
       <w:pPr>
         <w:jc w:val="both"/>
+        <w:rPr>
+          <w:lang w:val="es-ES"/>
+        </w:rPr>
       </w:pPr>
       <w:r>
         <w:rPr>
           <w:rFonts w:eastAsia="Calibri"/>
+          <w:lang w:val="es-ES"/>
         </w:rPr>
         <w:t>Diseñar, desarrollar e implementar una plataforma web profesional para la venta de vehículos usados de la sucursal Puerto Montt, con administración autónoma y despliegue en infraestructura pagada.</w:t>
       </w:r>
@@ -1006,18 +1199,28 @@
     <w:p>
       <w:pPr>
         <w:pStyle w:val="Ttulo2"/>
+        <w:rPr>
+          <w:lang w:val="es-ES"/>
+        </w:rPr>
       </w:pPr>
       <w:r>
+        <w:rPr>
+          <w:lang w:val="es-ES"/>
+        </w:rPr>
         <w:t>3.2. Objetivos específicos</w:t>
       </w:r>
     </w:p>
     <w:p>
       <w:pPr>
         <w:spacing w:after="80"/>
+        <w:rPr>
+          <w:lang w:val="es-ES"/>
+        </w:rPr>
       </w:pPr>
       <w:r>
         <w:rPr>
           <w:rFonts w:eastAsia="Calibri"/>
+          <w:lang w:val="es-ES"/>
         </w:rPr>
         <w:t>• Publicar catálogo de stock con fichas detalladas y medios audiovisuales de calidad.</w:t>
       </w:r>
@@ -1025,10 +1228,14 @@
     <w:p>
       <w:pPr>
         <w:spacing w:after="80"/>
+        <w:rPr>
+          <w:lang w:val="es-ES"/>
+        </w:rPr>
       </w:pPr>
       <w:r>
         <w:rPr>
           <w:rFonts w:eastAsia="Calibri"/>
+          <w:lang w:val="es-ES"/>
         </w:rPr>
         <w:t>• Implementar visor 360° a partir de video/fotos de cada unidad.</w:t>
       </w:r>
@@ -1036,10 +1243,14 @@
     <w:p>
       <w:pPr>
         <w:spacing w:after="80"/>
+        <w:rPr>
+          <w:lang w:val="es-ES"/>
+        </w:rPr>
       </w:pPr>
       <w:r>
         <w:rPr>
           <w:rFonts w:eastAsia="Calibri"/>
+          <w:lang w:val="es-ES"/>
         </w:rPr>
         <w:t>• Entregar panel de administración para alta/edición/baja de vehículos sin modificar código.</w:t>
       </w:r>
@@ -1047,10 +1258,14 @@
     <w:p>
       <w:pPr>
         <w:spacing w:after="80"/>
+        <w:rPr>
+          <w:lang w:val="es-ES"/>
+        </w:rPr>
       </w:pPr>
       <w:r>
         <w:rPr>
           <w:rFonts w:eastAsia="Calibri"/>
+          <w:lang w:val="es-ES"/>
         </w:rPr>
         <w:t>• Configurar dominio .cl, hosting y base de datos a nombre de la Empresa.</w:t>
       </w:r>
@@ -1058,10 +1273,14 @@
     <w:p>
       <w:pPr>
         <w:spacing w:after="80"/>
+        <w:rPr>
+          <w:lang w:val="es-ES"/>
+        </w:rPr>
       </w:pPr>
       <w:r>
         <w:rPr>
           <w:rFonts w:eastAsia="Calibri"/>
+          <w:lang w:val="es-ES"/>
         </w:rPr>
         <w:lastRenderedPageBreak/>
         <w:t>• Dejar preparada la integración con WebPay y el canal de financiamiento (Forum u otro).</w:t>
@@ -1070,10 +1289,14 @@
     <w:p>
       <w:pPr>
         <w:spacing w:after="80"/>
+        <w:rPr>
+          <w:lang w:val="es-ES"/>
+        </w:rPr>
       </w:pPr>
       <w:r>
         <w:rPr>
           <w:rFonts w:eastAsia="Calibri"/>
+          <w:lang w:val="es-ES"/>
         </w:rPr>
         <w:t>• Documentar la entrega para desligue técnico del desarrollador.</w:t>
       </w:r>
@@ -1081,26 +1304,42 @@
     <w:p>
       <w:pPr>
         <w:pStyle w:val="Ttulo1"/>
+        <w:rPr>
+          <w:lang w:val="es-ES"/>
+        </w:rPr>
       </w:pPr>
       <w:r>
+        <w:rPr>
+          <w:lang w:val="es-ES"/>
+        </w:rPr>
         <w:t>4. Alcance del proyecto</w:t>
       </w:r>
     </w:p>
     <w:p>
       <w:pPr>
         <w:pStyle w:val="Ttulo2"/>
+        <w:rPr>
+          <w:lang w:val="es-ES"/>
+        </w:rPr>
       </w:pPr>
       <w:r>
+        <w:rPr>
+          <w:lang w:val="es-ES"/>
+        </w:rPr>
         <w:t>4.1. Incluido en v1 (3 meses)</w:t>
       </w:r>
     </w:p>
     <w:p>
       <w:pPr>
         <w:spacing w:after="80"/>
+        <w:rPr>
+          <w:lang w:val="es-ES"/>
+        </w:rPr>
       </w:pPr>
       <w:r>
         <w:rPr>
           <w:rFonts w:eastAsia="Calibri"/>
+          <w:lang w:val="es-ES"/>
         </w:rPr>
         <w:t>• Sitio público: inicio, catálogo, ficha de vehículo, tour 360°, contacto (WhatsApp/formulario).</w:t>
       </w:r>
@@ -1108,10 +1347,14 @@
     <w:p>
       <w:pPr>
         <w:spacing w:after="80"/>
+        <w:rPr>
+          <w:lang w:val="es-ES"/>
+        </w:rPr>
       </w:pPr>
       <w:r>
         <w:rPr>
           <w:rFonts w:eastAsia="Calibri"/>
+          <w:lang w:val="es-ES"/>
         </w:rPr>
         <w:t>• Panel admin: CRUD de vehículos, carga de fotos, estado del stock.</w:t>
       </w:r>
@@ -1119,10 +1362,14 @@
     <w:p>
       <w:pPr>
         <w:spacing w:after="80"/>
+        <w:rPr>
+          <w:lang w:val="es-ES"/>
+        </w:rPr>
       </w:pPr>
       <w:r>
         <w:rPr>
           <w:rFonts w:eastAsia="Calibri"/>
+          <w:lang w:val="es-ES"/>
         </w:rPr>
         <w:t>• Optimización de carga del 360° para uso en celular.</w:t>
       </w:r>
@@ -1130,10 +1377,14 @@
     <w:p>
       <w:pPr>
         <w:spacing w:after="80"/>
+        <w:rPr>
+          <w:lang w:val="es-ES"/>
+        </w:rPr>
       </w:pPr>
       <w:r>
         <w:rPr>
           <w:rFonts w:eastAsia="Calibri"/>
+          <w:lang w:val="es-ES"/>
         </w:rPr>
         <w:t>• Despliegue en hosting profesional + dominio .cl.</w:t>
       </w:r>
@@ -1141,10 +1392,14 @@
     <w:p>
       <w:pPr>
         <w:spacing w:after="80"/>
+        <w:rPr>
+          <w:lang w:val="es-ES"/>
+        </w:rPr>
       </w:pPr>
       <w:r>
         <w:rPr>
           <w:rFonts w:eastAsia="Calibri"/>
+          <w:lang w:val="es-ES"/>
         </w:rPr>
         <w:t>• Capacitación breve y manual de operación.</w:t>
       </w:r>
@@ -1152,18 +1407,28 @@
     <w:p>
       <w:pPr>
         <w:pStyle w:val="Ttulo2"/>
+        <w:rPr>
+          <w:lang w:val="es-ES"/>
+        </w:rPr>
       </w:pPr>
       <w:r>
+        <w:rPr>
+          <w:lang w:val="es-ES"/>
+        </w:rPr>
         <w:t>4.2. Fuera de alcance v1 (posterior)</w:t>
       </w:r>
     </w:p>
     <w:p>
       <w:pPr>
         <w:spacing w:after="80"/>
+        <w:rPr>
+          <w:lang w:val="es-ES"/>
+        </w:rPr>
       </w:pPr>
       <w:r>
         <w:rPr>
           <w:rFonts w:eastAsia="Calibri"/>
+          <w:lang w:val="es-ES"/>
         </w:rPr>
         <w:t>• Multi-sucursal / inventario federado nacional.</w:t>
       </w:r>
@@ -1171,10 +1436,14 @@
     <w:p>
       <w:pPr>
         <w:spacing w:after="80"/>
+        <w:rPr>
+          <w:lang w:val="es-ES"/>
+        </w:rPr>
       </w:pPr>
       <w:r>
         <w:rPr>
           <w:rFonts w:eastAsia="Calibri"/>
+          <w:lang w:val="es-ES"/>
         </w:rPr>
         <w:t>• App móvil nativa.</w:t>
       </w:r>
@@ -1182,10 +1451,14 @@
     <w:p>
       <w:pPr>
         <w:spacing w:after="80"/>
+        <w:rPr>
+          <w:lang w:val="es-ES"/>
+        </w:rPr>
       </w:pPr>
       <w:r>
         <w:rPr>
           <w:rFonts w:eastAsia="Calibri"/>
+          <w:lang w:val="es-ES"/>
         </w:rPr>
         <w:t>• ERP/contabilidad completa.</w:t>
       </w:r>
@@ -1193,10 +1466,14 @@
     <w:p>
       <w:pPr>
         <w:spacing w:after="80"/>
+        <w:rPr>
+          <w:lang w:val="es-ES"/>
+        </w:rPr>
       </w:pPr>
       <w:r>
         <w:rPr>
           <w:rFonts w:eastAsia="Calibri"/>
+          <w:lang w:val="es-ES"/>
         </w:rPr>
         <w:t>• Integración avanzada con portales (Chileautos, etc.) salvo acuerdo explícito.</w:t>
       </w:r>
@@ -1204,10 +1481,14 @@
     <w:p>
       <w:pPr>
         <w:spacing w:after="80"/>
+        <w:rPr>
+          <w:lang w:val="es-ES"/>
+        </w:rPr>
       </w:pPr>
       <w:r>
         <w:rPr>
           <w:rFonts w:eastAsia="Calibri"/>
+          <w:lang w:val="es-ES"/>
         </w:rPr>
         <w:t>• WebPay y Forum en producción solo si la Empresa entrega contratos y credenciales a tiempo.</w:t>
       </w:r>
@@ -1215,26 +1496,42 @@
     <w:p>
       <w:pPr>
         <w:pStyle w:val="Ttulo1"/>
+        <w:rPr>
+          <w:lang w:val="es-ES"/>
+        </w:rPr>
       </w:pPr>
       <w:r>
+        <w:rPr>
+          <w:lang w:val="es-ES"/>
+        </w:rPr>
         <w:t>5. Estudio de mercado (síntesis)</w:t>
       </w:r>
     </w:p>
     <w:p>
       <w:pPr>
         <w:pStyle w:val="Ttulo2"/>
+        <w:rPr>
+          <w:lang w:val="es-ES"/>
+        </w:rPr>
       </w:pPr>
       <w:r>
+        <w:rPr>
+          <w:lang w:val="es-ES"/>
+        </w:rPr>
         <w:t>5.1. Mercado objetivo</w:t>
       </w:r>
     </w:p>
     <w:p>
       <w:pPr>
         <w:jc w:val="both"/>
+        <w:rPr>
+          <w:lang w:val="es-ES"/>
+        </w:rPr>
       </w:pPr>
       <w:r>
         <w:rPr>
           <w:rFonts w:eastAsia="Calibri"/>
+          <w:lang w:val="es-ES"/>
         </w:rPr>
         <w:t>Compradores particulares y empresas en la zona sur (foco Puerto Montt y región de Los Lagos) que buscan vehículos usados con información transparente, respaldo local y opciones de financiamiento.</w:t>
       </w:r>
@@ -1242,18 +1539,28 @@
     <w:p>
       <w:pPr>
         <w:pStyle w:val="Ttulo2"/>
+        <w:rPr>
+          <w:lang w:val="es-ES"/>
+        </w:rPr>
       </w:pPr>
       <w:r>
+        <w:rPr>
+          <w:lang w:val="es-ES"/>
+        </w:rPr>
         <w:t>5.2. Tendencias relevantes</w:t>
       </w:r>
     </w:p>
     <w:p>
       <w:pPr>
         <w:spacing w:after="80"/>
+        <w:rPr>
+          <w:lang w:val="es-ES"/>
+        </w:rPr>
       </w:pPr>
       <w:r>
         <w:rPr>
           <w:rFonts w:eastAsia="Calibri"/>
+          <w:lang w:val="es-ES"/>
         </w:rPr>
         <w:t>• El journey de compra automotriz inicia online (búsqueda, comparación, contacto).</w:t>
       </w:r>
@@ -1261,10 +1568,14 @@
     <w:p>
       <w:pPr>
         <w:spacing w:after="80"/>
+        <w:rPr>
+          <w:lang w:val="es-ES"/>
+        </w:rPr>
       </w:pPr>
       <w:r>
         <w:rPr>
           <w:rFonts w:eastAsia="Calibri"/>
+          <w:lang w:val="es-ES"/>
         </w:rPr>
         <w:t>• La confianza aumenta con evidencia visual rica (galería completa / 360° / video).</w:t>
       </w:r>
@@ -1272,10 +1583,14 @@
     <w:p>
       <w:pPr>
         <w:spacing w:after="80"/>
+        <w:rPr>
+          <w:lang w:val="es-ES"/>
+        </w:rPr>
       </w:pPr>
       <w:r>
         <w:rPr>
           <w:rFonts w:eastAsia="Calibri"/>
+          <w:lang w:val="es-ES"/>
         </w:rPr>
         <w:t>• Los portales horizontales concentran demanda, pero la automotora necesita marca propia y captura de lead directa.</w:t>
       </w:r>
@@ -1283,10 +1598,14 @@
     <w:p>
       <w:pPr>
         <w:spacing w:after="80"/>
+        <w:rPr>
+          <w:lang w:val="es-ES"/>
+        </w:rPr>
       </w:pPr>
       <w:r>
         <w:rPr>
           <w:rFonts w:eastAsia="Calibri"/>
+          <w:lang w:val="es-ES"/>
         </w:rPr>
         <w:t>• El financiamiento es parte crítica de la conversión; la web debe facilitar la derivación.</w:t>
       </w:r>
@@ -1294,11 +1613,17 @@
     <w:p>
       <w:pPr>
         <w:pStyle w:val="Ttulo2"/>
+        <w:rPr>
+          <w:lang w:val="es-ES"/>
+        </w:rPr>
       </w:pPr>
     </w:p>
     <w:p>
       <w:pPr>
         <w:pStyle w:val="Ttulo2"/>
+        <w:rPr>
+          <w:lang w:val="es-ES"/>
+        </w:rPr>
       </w:pPr>
     </w:p>
     <w:p>
@@ -1376,6 +1701,9 @@
             <w:pPr>
               <w:spacing w:before="80" w:after="80"/>
               <w:jc w:val="center"/>
+              <w:rPr>
+                <w:lang w:val="es-ES"/>
+              </w:rPr>
             </w:pPr>
             <w:r>
               <w:rPr>
@@ -1383,6 +1711,7 @@
                 <w:b/>
                 <w:color w:val="FFFFFF"/>
                 <w:sz w:val="20"/>
+                <w:lang w:val="es-ES"/>
               </w:rPr>
               <w:t>Oportunidad para RG Motors PM</w:t>
             </w:r>
@@ -1437,11 +1766,15 @@
           <w:p>
             <w:pPr>
               <w:spacing w:before="80" w:after="80"/>
+              <w:rPr>
+                <w:lang w:val="es-ES"/>
+              </w:rPr>
             </w:pPr>
             <w:r>
               <w:rPr>
                 <w:rFonts w:eastAsia="Calibri"/>
                 <w:sz w:val="18"/>
+                <w:lang w:val="es-ES"/>
               </w:rPr>
               <w:t>Marca propia + atención local + 360° diferencial</w:t>
             </w:r>
@@ -1496,11 +1829,15 @@
           <w:p>
             <w:pPr>
               <w:spacing w:before="80" w:after="80"/>
+              <w:rPr>
+                <w:lang w:val="es-ES"/>
+              </w:rPr>
             </w:pPr>
             <w:r>
               <w:rPr>
                 <w:rFonts w:eastAsia="Calibri"/>
                 <w:sz w:val="18"/>
+                <w:lang w:val="es-ES"/>
               </w:rPr>
               <w:t>Admin simple + carga rápida móvil + financiamiento visible</w:t>
             </w:r>
@@ -1555,11 +1892,15 @@
           <w:p>
             <w:pPr>
               <w:spacing w:before="80" w:after="80"/>
+              <w:rPr>
+                <w:lang w:val="es-ES"/>
+              </w:rPr>
             </w:pPr>
             <w:r>
               <w:rPr>
                 <w:rFonts w:eastAsia="Calibri"/>
                 <w:sz w:val="18"/>
+                <w:lang w:val="es-ES"/>
               </w:rPr>
               <w:t>Derivar a ficha web completa y stock actualizado</w:t>
             </w:r>
@@ -1570,23 +1911,36 @@
     <w:p>
       <w:pPr>
         <w:spacing w:after="200"/>
+        <w:rPr>
+          <w:lang w:val="es-ES"/>
+        </w:rPr>
       </w:pPr>
     </w:p>
     <w:p>
       <w:pPr>
         <w:pStyle w:val="Ttulo2"/>
+        <w:rPr>
+          <w:lang w:val="es-ES"/>
+        </w:rPr>
       </w:pPr>
       <w:r>
+        <w:rPr>
+          <w:lang w:val="es-ES"/>
+        </w:rPr>
         <w:t>5.4. Propuesta de valor digital</w:t>
       </w:r>
     </w:p>
     <w:p>
       <w:pPr>
         <w:jc w:val="both"/>
+        <w:rPr>
+          <w:lang w:val="es-ES"/>
+        </w:rPr>
       </w:pPr>
       <w:r>
         <w:rPr>
           <w:rFonts w:eastAsia="Calibri"/>
+          <w:lang w:val="es-ES"/>
         </w:rPr>
         <w:t>Una vitrina propia de Puerto Montt, actualizable por el equipo comercial, con experiencia 360° y camino claro a contacto y financiamiento, reduciendo fricción entre interés online y visita a sucursal.</w:t>
       </w:r>
@@ -1687,11 +2041,15 @@
           <w:p>
             <w:pPr>
               <w:spacing w:before="80" w:after="80"/>
+              <w:rPr>
+                <w:lang w:val="es-ES"/>
+              </w:rPr>
             </w:pPr>
             <w:r>
               <w:rPr>
                 <w:rFonts w:eastAsia="Calibri"/>
                 <w:sz w:val="18"/>
+                <w:lang w:val="es-ES"/>
               </w:rPr>
               <w:t>Aprobar alcance, comprar dominio, pagar cloud, entregar stock/fotos, contratos WebPay/Forum</w:t>
             </w:r>
@@ -1728,11 +2086,15 @@
           <w:p>
             <w:pPr>
               <w:spacing w:before="80" w:after="80"/>
+              <w:rPr>
+                <w:lang w:val="es-ES"/>
+              </w:rPr>
             </w:pPr>
             <w:r>
               <w:rPr>
                 <w:rFonts w:eastAsia="Calibri"/>
                 <w:sz w:val="18"/>
+                <w:lang w:val="es-ES"/>
               </w:rPr>
               <w:t>Diseño, desarrollo, despliegue inicial, documentación y capacitación</w:t>
             </w:r>
@@ -1769,11 +2131,15 @@
           <w:p>
             <w:pPr>
               <w:spacing w:before="80" w:after="80"/>
+              <w:rPr>
+                <w:lang w:val="es-ES"/>
+              </w:rPr>
             </w:pPr>
             <w:r>
               <w:rPr>
                 <w:rFonts w:eastAsia="Calibri"/>
                 <w:sz w:val="18"/>
+                <w:lang w:val="es-ES"/>
               </w:rPr>
               <w:t>Afiliación, certificación y operación de WebPay</w:t>
             </w:r>
@@ -1810,11 +2176,15 @@
           <w:p>
             <w:pPr>
               <w:spacing w:before="80" w:after="80"/>
+              <w:rPr>
+                <w:lang w:val="es-ES"/>
+              </w:rPr>
             </w:pPr>
             <w:r>
               <w:rPr>
                 <w:rFonts w:eastAsia="Calibri"/>
                 <w:sz w:val="18"/>
+                <w:lang w:val="es-ES"/>
               </w:rPr>
               <w:t>Definir canal de integración / cotización para dealers</w:t>
             </w:r>
@@ -1851,11 +2221,15 @@
           <w:p>
             <w:pPr>
               <w:spacing w:before="80" w:after="80"/>
+              <w:rPr>
+                <w:lang w:val="es-ES"/>
+              </w:rPr>
             </w:pPr>
             <w:r>
               <w:rPr>
                 <w:rFonts w:eastAsia="Calibri"/>
                 <w:sz w:val="18"/>
+                <w:lang w:val="es-ES"/>
               </w:rPr>
               <w:t>Disponibilidad de hosting, DB y storage (Vercel, Supabase, etc.)</w:t>
             </w:r>
@@ -1866,6 +2240,9 @@
     <w:p>
       <w:pPr>
         <w:spacing w:after="200"/>
+        <w:rPr>
+          <w:lang w:val="es-ES"/>
+        </w:rPr>
       </w:pPr>
     </w:p>
     <w:p>
@@ -2012,11 +2389,15 @@
           <w:p>
             <w:pPr>
               <w:spacing w:before="80" w:after="80"/>
+              <w:rPr>
+                <w:lang w:val="es-ES"/>
+              </w:rPr>
             </w:pPr>
             <w:r>
               <w:rPr>
                 <w:rFonts w:eastAsia="Calibri"/>
                 <w:sz w:val="18"/>
+                <w:lang w:val="es-ES"/>
               </w:rPr>
               <w:t>Prototipo existente; SEO, rendimiento y APIs</w:t>
             </w:r>
@@ -2071,21 +2452,17 @@
           <w:p>
             <w:pPr>
               <w:spacing w:before="80" w:after="80"/>
+              <w:rPr>
+                <w:lang w:val="es-ES"/>
+              </w:rPr>
             </w:pPr>
             <w:r>
               <w:rPr>
                 <w:rFonts w:eastAsia="Calibri"/>
                 <w:sz w:val="18"/>
-              </w:rPr>
-              <w:t xml:space="preserve">Velocidad de desarrollo y consistencia </w:t>
-            </w:r>
-            <w:r>
-              <w:rPr>
-                <w:rFonts w:eastAsia="Calibri"/>
-                <w:sz w:val="18"/>
-              </w:rPr>
-              <w:lastRenderedPageBreak/>
-              <w:t>visual</w:t>
+                <w:lang w:val="es-ES"/>
+              </w:rPr>
+              <w:t>Velocidad de desarrollo y consistencia visual</w:t>
             </w:r>
           </w:p>
         </w:tc>
@@ -2108,8 +2485,38 @@
                 <w:rFonts w:eastAsia="Calibri"/>
                 <w:sz w:val="18"/>
               </w:rPr>
+              <w:t>Tour 360°</w:t>
+            </w:r>
+          </w:p>
+        </w:tc>
+        <w:tc>
+          <w:tcPr>
+            <w:tcW w:w="3024" w:type="dxa"/>
+            <w:shd w:val="clear" w:color="auto" w:fill="F7F9FC"/>
+          </w:tcPr>
+          <w:p>
+            <w:pPr>
+              <w:spacing w:before="80" w:after="80"/>
+              <w:rPr>
+                <w:lang w:val="es-ES"/>
+              </w:rPr>
+            </w:pPr>
+            <w:r>
+              <w:rPr>
+                <w:rFonts w:eastAsia="Calibri"/>
+                <w:sz w:val="18"/>
+                <w:lang w:val="es-ES"/>
+              </w:rPr>
+              <w:t xml:space="preserve">Visor propio + procesamiento de </w:t>
+            </w:r>
+            <w:r>
+              <w:rPr>
+                <w:rFonts w:eastAsia="Calibri"/>
+                <w:sz w:val="18"/>
+                <w:lang w:val="es-ES"/>
+              </w:rPr>
               <w:lastRenderedPageBreak/>
-              <w:t>Tour 360°</w:t>
+              <w:t>video a frames</w:t>
             </w:r>
           </w:p>
         </w:tc>
@@ -2127,24 +2534,7 @@
                 <w:rFonts w:eastAsia="Calibri"/>
                 <w:sz w:val="18"/>
               </w:rPr>
-              <w:t>Visor propio + procesamiento de video a frames</w:t>
-            </w:r>
-          </w:p>
-        </w:tc>
-        <w:tc>
-          <w:tcPr>
-            <w:tcW w:w="3024" w:type="dxa"/>
-            <w:shd w:val="clear" w:color="auto" w:fill="F7F9FC"/>
-          </w:tcPr>
-          <w:p>
-            <w:pPr>
-              <w:spacing w:before="80" w:after="80"/>
-            </w:pPr>
-            <w:r>
-              <w:rPr>
-                <w:rFonts w:eastAsia="Calibri"/>
-                <w:sz w:val="18"/>
-              </w:rPr>
+              <w:lastRenderedPageBreak/>
               <w:t>Diferenciación comercial</w:t>
             </w:r>
           </w:p>
@@ -2180,13 +2570,17 @@
           <w:p>
             <w:pPr>
               <w:spacing w:before="80" w:after="80"/>
+              <w:rPr>
+                <w:lang w:val="es-ES"/>
+              </w:rPr>
             </w:pPr>
             <w:r>
               <w:rPr>
                 <w:rFonts w:eastAsia="Calibri"/>
                 <w:sz w:val="18"/>
-              </w:rPr>
-              <w:t>Supabase (PostgreSQL)</w:t>
+                <w:lang w:val="es-ES"/>
+              </w:rPr>
+              <w:t>Supabase (PostgreSQL Free Tier) + Cloudflare R2 (10GB Fotos/Videos /mes)</w:t>
             </w:r>
           </w:p>
         </w:tc>
@@ -2198,11 +2592,15 @@
           <w:p>
             <w:pPr>
               <w:spacing w:before="80" w:after="80"/>
+              <w:rPr>
+                <w:lang w:val="es-ES"/>
+              </w:rPr>
             </w:pPr>
             <w:r>
               <w:rPr>
                 <w:rFonts w:eastAsia="Calibri"/>
                 <w:sz w:val="18"/>
+                <w:lang w:val="es-ES"/>
               </w:rPr>
               <w:t>Datos, auth admin y storage en un solo servicio</w:t>
             </w:r>
@@ -2257,11 +2655,15 @@
           <w:p>
             <w:pPr>
               <w:spacing w:before="80" w:after="80"/>
+              <w:rPr>
+                <w:lang w:val="es-ES"/>
+              </w:rPr>
             </w:pPr>
             <w:r>
               <w:rPr>
                 <w:rFonts w:eastAsia="Calibri"/>
                 <w:sz w:val="18"/>
+                <w:lang w:val="es-ES"/>
               </w:rPr>
               <w:t>Deploy automático, SSL, ideal Next.js</w:t>
             </w:r>
@@ -2316,11 +2718,15 @@
           <w:p>
             <w:pPr>
               <w:spacing w:before="80" w:after="80"/>
+              <w:rPr>
+                <w:lang w:val="es-ES"/>
+              </w:rPr>
             </w:pPr>
             <w:r>
               <w:rPr>
                 <w:rFonts w:eastAsia="Calibri"/>
                 <w:sz w:val="18"/>
+                <w:lang w:val="es-ES"/>
               </w:rPr>
               <w:t>Identidad local y práctica estándar en Chile</w:t>
             </w:r>
@@ -2416,11 +2822,15 @@
           <w:p>
             <w:pPr>
               <w:spacing w:before="80" w:after="80"/>
+              <w:rPr>
+                <w:lang w:val="es-ES"/>
+              </w:rPr>
             </w:pPr>
             <w:r>
               <w:rPr>
                 <w:rFonts w:eastAsia="Calibri"/>
                 <w:sz w:val="18"/>
+                <w:lang w:val="es-ES"/>
               </w:rPr>
               <w:t>Forum / link o API según acuerdo</w:t>
             </w:r>
@@ -2460,27 +2870,45 @@
       </w:r>
     </w:p>
     <w:p>
+      <w:pPr>
+        <w:rPr>
+          <w:lang w:val="es-ES"/>
+        </w:rPr>
+      </w:pPr>
       <w:r>
         <w:rPr>
           <w:rFonts w:eastAsia="Calibri"/>
+          <w:lang w:val="es-ES"/>
         </w:rPr>
         <w:t>Base de datos: Supabase (recomendada) vs Firebase vs mantener datos en código (solo demo).</w:t>
       </w:r>
     </w:p>
     <w:p>
+      <w:pPr>
+        <w:rPr>
+          <w:lang w:val="es-ES"/>
+        </w:rPr>
+      </w:pPr>
       <w:r>
         <w:rPr>
           <w:rFonts w:eastAsia="Calibri"/>
+          <w:lang w:val="es-ES"/>
         </w:rPr>
         <w:t>Hosting: Vercel (recomendado) vs Cloudflare Pages vs VPS autogestionado.</w:t>
       </w:r>
     </w:p>
     <w:p>
+      <w:pPr>
+        <w:rPr>
+          <w:lang w:val="es-ES"/>
+        </w:rPr>
+      </w:pPr>
       <w:r>
         <w:rPr>
           <w:rFonts w:eastAsia="Calibri"/>
           <w:color w:val="4A5568"/>
           <w:sz w:val="20"/>
+          <w:lang w:val="es-ES"/>
         </w:rPr>
         <w:t>Detalle de costos y decisión formal: ver documento RG-PM-SOL-001.</w:t>
       </w:r>
@@ -2603,11 +3031,15 @@
           <w:p>
             <w:pPr>
               <w:spacing w:before="80" w:after="80"/>
+              <w:rPr>
+                <w:lang w:val="es-ES"/>
+              </w:rPr>
             </w:pPr>
             <w:r>
               <w:rPr>
                 <w:rFonts w:eastAsia="Calibri"/>
                 <w:sz w:val="18"/>
+                <w:lang w:val="es-ES"/>
               </w:rPr>
               <w:t>Listado, filtros, estados de stock</w:t>
             </w:r>
@@ -2721,11 +3153,15 @@
           <w:p>
             <w:pPr>
               <w:spacing w:before="80" w:after="80"/>
+              <w:rPr>
+                <w:lang w:val="es-ES"/>
+              </w:rPr>
             </w:pPr>
             <w:r>
               <w:rPr>
                 <w:rFonts w:eastAsia="Calibri"/>
                 <w:sz w:val="18"/>
+                <w:lang w:val="es-ES"/>
               </w:rPr>
               <w:t>Visualización interactiva optimizada para móvil</w:t>
             </w:r>
@@ -2780,11 +3216,15 @@
           <w:p>
             <w:pPr>
               <w:spacing w:before="80" w:after="80"/>
+              <w:rPr>
+                <w:lang w:val="es-ES"/>
+              </w:rPr>
             </w:pPr>
             <w:r>
               <w:rPr>
                 <w:rFonts w:eastAsia="Calibri"/>
                 <w:sz w:val="18"/>
+                <w:lang w:val="es-ES"/>
               </w:rPr>
               <w:t>Alta/edición de autos y medios</w:t>
             </w:r>
@@ -2898,11 +3338,15 @@
           <w:p>
             <w:pPr>
               <w:spacing w:before="80" w:after="80"/>
+              <w:rPr>
+                <w:lang w:val="es-ES"/>
+              </w:rPr>
             </w:pPr>
             <w:r>
               <w:rPr>
                 <w:rFonts w:eastAsia="Calibri"/>
                 <w:sz w:val="18"/>
+                <w:lang w:val="es-ES"/>
               </w:rPr>
               <w:t>Pago/reserva online (según contrato)</w:t>
             </w:r>
@@ -3062,8 +3506,14 @@
     <w:p>
       <w:pPr>
         <w:pStyle w:val="Ttulo2"/>
+        <w:rPr>
+          <w:lang w:val="es-ES"/>
+        </w:rPr>
       </w:pPr>
       <w:r>
+        <w:rPr>
+          <w:lang w:val="es-ES"/>
+        </w:rPr>
         <w:t>9.1. Costos de infraestructura (recurrentes, Empresa)</w:t>
       </w:r>
     </w:p>
@@ -3187,7 +3637,6 @@
                 <w:rFonts w:eastAsia="Calibri"/>
                 <w:sz w:val="18"/>
               </w:rPr>
-              <w:lastRenderedPageBreak/>
               <w:t>Dominio .cl</w:t>
             </w:r>
           </w:p>
@@ -3283,7 +3732,7 @@
                 <w:rFonts w:eastAsia="Calibri"/>
                 <w:sz w:val="18"/>
               </w:rPr>
-              <w:t>Vercel Pro</w:t>
+              <w:t>Vercel Free Tier</w:t>
             </w:r>
           </w:p>
         </w:tc>
@@ -3301,7 +3750,14 @@
                 <w:rFonts w:eastAsia="Calibri"/>
                 <w:sz w:val="18"/>
               </w:rPr>
-              <w:t>~US$20</w:t>
+              <w:t xml:space="preserve"> USD (Free Tier)</w:t>
+            </w:r>
+            <w:r>
+              <w:rPr>
+                <w:rFonts w:eastAsia="Calibri"/>
+                <w:sz w:val="18"/>
+              </w:rPr>
+              <w:t>$20</w:t>
             </w:r>
           </w:p>
         </w:tc>
@@ -3360,7 +3816,7 @@
                 <w:rFonts w:eastAsia="Calibri"/>
                 <w:sz w:val="18"/>
               </w:rPr>
-              <w:t>Supabase Pro</w:t>
+              <w:t>Supabase Free Tier (Postgres)</w:t>
             </w:r>
           </w:p>
         </w:tc>
@@ -3378,7 +3834,14 @@
                 <w:rFonts w:eastAsia="Calibri"/>
                 <w:sz w:val="18"/>
               </w:rPr>
-              <w:t>~US$25</w:t>
+              <w:t xml:space="preserve"> USD (Free Tier)</w:t>
+            </w:r>
+            <w:r>
+              <w:rPr>
+                <w:rFonts w:eastAsia="Calibri"/>
+                <w:sz w:val="18"/>
+              </w:rPr>
+              <w:t>$25</w:t>
             </w:r>
           </w:p>
         </w:tc>
@@ -3419,6 +3882,7 @@
                 <w:rFonts w:eastAsia="Calibri"/>
                 <w:sz w:val="18"/>
               </w:rPr>
+              <w:lastRenderedPageBreak/>
               <w:t>Total cloud típico</w:t>
             </w:r>
           </w:p>
@@ -3455,7 +3919,14 @@
                 <w:rFonts w:eastAsia="Calibri"/>
                 <w:sz w:val="18"/>
               </w:rPr>
-              <w:t>~US$45 (~$40–50 mil CLP)</w:t>
+              <w:t xml:space="preserve"> USD (Free Tier)</w:t>
+            </w:r>
+            <w:r>
+              <w:rPr>
+                <w:rFonts w:eastAsia="Calibri"/>
+                <w:sz w:val="18"/>
+              </w:rPr>
+              <w:t>$45 (~$40–50 mil CLP)</w:t>
             </w:r>
           </w:p>
         </w:tc>
@@ -3485,12 +3956,18 @@
       </w:pPr>
     </w:p>
     <w:p>
+      <w:pPr>
+        <w:rPr>
+          <w:lang w:val="es-ES"/>
+        </w:rPr>
+      </w:pPr>
       <w:r>
         <w:rPr>
           <w:rFonts w:eastAsia="Calibri"/>
           <w:i/>
           <w:color w:val="4A5568"/>
           <w:sz w:val="18"/>
+          <w:lang w:val="es-ES"/>
         </w:rPr>
         <w:t>Tipos de cambio y tarifas de proveedores pueden variar. Valores a confirmar al contratar.</w:t>
       </w:r>
@@ -3591,11 +4068,15 @@
           <w:p>
             <w:pPr>
               <w:spacing w:before="80" w:after="80"/>
+              <w:rPr>
+                <w:lang w:val="es-ES"/>
+              </w:rPr>
             </w:pPr>
             <w:r>
               <w:rPr>
                 <w:rFonts w:eastAsia="Calibri"/>
                 <w:sz w:val="18"/>
+                <w:lang w:val="es-ES"/>
               </w:rPr>
               <w:t>Comisiones y cargos según contrato Transbank (no incluidos aquí)</w:t>
             </w:r>
@@ -3673,11 +4154,15 @@
           <w:p>
             <w:pPr>
               <w:spacing w:before="80" w:after="80"/>
+              <w:rPr>
+                <w:lang w:val="es-ES"/>
+              </w:rPr>
             </w:pPr>
             <w:r>
               <w:rPr>
                 <w:rFonts w:eastAsia="Calibri"/>
                 <w:sz w:val="18"/>
+                <w:lang w:val="es-ES"/>
               </w:rPr>
               <w:t>Si se externaliza fotógrafo/videógrafo; o costo interno de tiempo</w:t>
             </w:r>
@@ -3714,11 +4199,15 @@
           <w:p>
             <w:pPr>
               <w:spacing w:before="80" w:after="80"/>
+              <w:rPr>
+                <w:lang w:val="es-ES"/>
+              </w:rPr>
             </w:pPr>
             <w:r>
               <w:rPr>
                 <w:rFonts w:eastAsia="Calibri"/>
                 <w:sz w:val="18"/>
+                <w:lang w:val="es-ES"/>
               </w:rPr>
               <w:t>Acuerdo aparte si se requiere soporte continuo</w:t>
             </w:r>
@@ -3729,23 +4218,36 @@
     <w:p>
       <w:pPr>
         <w:spacing w:after="200"/>
+        <w:rPr>
+          <w:lang w:val="es-ES"/>
+        </w:rPr>
       </w:pPr>
     </w:p>
     <w:p>
       <w:pPr>
         <w:pStyle w:val="Ttulo2"/>
+        <w:rPr>
+          <w:lang w:val="es-ES"/>
+        </w:rPr>
       </w:pPr>
       <w:r>
+        <w:rPr>
+          <w:lang w:val="es-ES"/>
+        </w:rPr>
         <w:t>9.3. Esfuerzo de desarrollo</w:t>
       </w:r>
     </w:p>
     <w:p>
       <w:pPr>
         <w:jc w:val="both"/>
+        <w:rPr>
+          <w:lang w:val="es-ES"/>
+        </w:rPr>
       </w:pPr>
       <w:r>
         <w:rPr>
           <w:rFonts w:eastAsia="Calibri"/>
+          <w:lang w:val="es-ES"/>
         </w:rPr>
         <w:t>El desarrollo se estima en un horizonte de 12 semanas de trabajo efectivo, sujeto a la entrega oportuna de insumos (fotos, decisiones de dominio/hosting/DB y credenciales de terceros).</w:t>
       </w:r>
@@ -3886,11 +4388,15 @@
           <w:p>
             <w:pPr>
               <w:spacing w:before="80" w:after="80"/>
+              <w:rPr>
+                <w:lang w:val="es-ES"/>
+              </w:rPr>
             </w:pPr>
             <w:r>
               <w:rPr>
                 <w:rFonts w:eastAsia="Calibri"/>
                 <w:sz w:val="18"/>
+                <w:lang w:val="es-ES"/>
               </w:rPr>
               <w:t>Alcance firmado; cuentas Empresa; dominio; Supabase/Vercel; planilla stock</w:t>
             </w:r>
@@ -3945,11 +4451,15 @@
           <w:p>
             <w:pPr>
               <w:spacing w:before="80" w:after="80"/>
+              <w:rPr>
+                <w:lang w:val="es-ES"/>
+              </w:rPr>
             </w:pPr>
             <w:r>
               <w:rPr>
                 <w:rFonts w:eastAsia="Calibri"/>
                 <w:sz w:val="18"/>
+                <w:lang w:val="es-ES"/>
               </w:rPr>
               <w:t>Modelo de datos; auth admin; migración desde prototipo; CI/CD</w:t>
             </w:r>
@@ -4004,11 +4514,15 @@
           <w:p>
             <w:pPr>
               <w:spacing w:before="80" w:after="80"/>
+              <w:rPr>
+                <w:lang w:val="es-ES"/>
+              </w:rPr>
             </w:pPr>
             <w:r>
               <w:rPr>
                 <w:rFonts w:eastAsia="Calibri"/>
                 <w:sz w:val="18"/>
+                <w:lang w:val="es-ES"/>
               </w:rPr>
               <w:t>CRUD vehículos; carga de medios; publicación en staging</w:t>
             </w:r>
@@ -4063,11 +4577,15 @@
           <w:p>
             <w:pPr>
               <w:spacing w:before="80" w:after="80"/>
+              <w:rPr>
+                <w:lang w:val="es-ES"/>
+              </w:rPr>
             </w:pPr>
             <w:r>
               <w:rPr>
                 <w:rFonts w:eastAsia="Calibri"/>
                 <w:sz w:val="18"/>
+                <w:lang w:val="es-ES"/>
               </w:rPr>
               <w:t>Pipeline video→frames; optimización móvil; pruebas en 4G</w:t>
             </w:r>
@@ -4181,11 +4699,15 @@
           <w:p>
             <w:pPr>
               <w:spacing w:before="80" w:after="80"/>
+              <w:rPr>
+                <w:lang w:val="es-ES"/>
+              </w:rPr>
             </w:pPr>
             <w:r>
               <w:rPr>
                 <w:rFonts w:eastAsia="Calibri"/>
                 <w:sz w:val="18"/>
+                <w:lang w:val="es-ES"/>
               </w:rPr>
               <w:t>Dominio en producción; capacitación; acta de entrega; desligue de accesos personales</w:t>
             </w:r>
@@ -4196,15 +4718,24 @@
     <w:p>
       <w:pPr>
         <w:spacing w:after="200"/>
+        <w:rPr>
+          <w:lang w:val="es-ES"/>
+        </w:rPr>
       </w:pPr>
     </w:p>
     <w:p>
+      <w:pPr>
+        <w:rPr>
+          <w:lang w:val="es-ES"/>
+        </w:rPr>
+      </w:pPr>
       <w:r>
         <w:rPr>
           <w:rFonts w:eastAsia="Calibri"/>
           <w:b/>
           <w:color w:val="1A365D"/>
           <w:sz w:val="20"/>
+          <w:lang w:val="es-ES"/>
         </w:rPr>
         <w:t>Hito crítico: sin fotos/videos ni decisión de dominio/hosting/DB en las primeras 2 semanas, el cronograma se desplaza automáticamente.</w:t>
       </w:r>
@@ -4212,6 +4743,9 @@
     <w:p>
       <w:pPr>
         <w:pStyle w:val="Ttulo1"/>
+        <w:rPr>
+          <w:lang w:val="es-ES"/>
+        </w:rPr>
       </w:pPr>
     </w:p>
     <w:p>
@@ -4314,11 +4848,15 @@
           <w:p>
             <w:pPr>
               <w:spacing w:before="80" w:after="80"/>
+              <w:rPr>
+                <w:lang w:val="es-ES"/>
+              </w:rPr>
             </w:pPr>
             <w:r>
               <w:rPr>
                 <w:rFonts w:eastAsia="Calibri"/>
                 <w:sz w:val="18"/>
+                <w:lang w:val="es-ES"/>
               </w:rPr>
               <w:t>Demora en entrega de medios</w:t>
             </w:r>
@@ -4432,11 +4970,15 @@
           <w:p>
             <w:pPr>
               <w:spacing w:before="80" w:after="80"/>
+              <w:rPr>
+                <w:lang w:val="es-ES"/>
+              </w:rPr>
             </w:pPr>
             <w:r>
               <w:rPr>
                 <w:rFonts w:eastAsia="Calibri"/>
                 <w:sz w:val="18"/>
+                <w:lang w:val="es-ES"/>
               </w:rPr>
               <w:t>Cuentas cloud a nombre personal</w:t>
             </w:r>
@@ -4468,11 +5010,15 @@
           <w:p>
             <w:pPr>
               <w:spacing w:before="80" w:after="80"/>
+              <w:rPr>
+                <w:lang w:val="es-ES"/>
+              </w:rPr>
             </w:pPr>
             <w:r>
               <w:rPr>
                 <w:rFonts w:eastAsia="Calibri"/>
                 <w:sz w:val="18"/>
+                <w:lang w:val="es-ES"/>
               </w:rPr>
               <w:t>Alta obligatoria con correo corporativo</w:t>
             </w:r>
@@ -4550,11 +5096,15 @@
           <w:p>
             <w:pPr>
               <w:spacing w:before="80" w:after="80"/>
+              <w:rPr>
+                <w:lang w:val="es-ES"/>
+              </w:rPr>
             </w:pPr>
             <w:r>
               <w:rPr>
                 <w:rFonts w:eastAsia="Calibri"/>
                 <w:sz w:val="18"/>
+                <w:lang w:val="es-ES"/>
               </w:rPr>
               <w:t>WebPay sin contrato a tiempo</w:t>
             </w:r>
@@ -4586,11 +5136,15 @@
           <w:p>
             <w:pPr>
               <w:spacing w:before="80" w:after="80"/>
+              <w:rPr>
+                <w:lang w:val="es-ES"/>
+              </w:rPr>
             </w:pPr>
             <w:r>
               <w:rPr>
                 <w:rFonts w:eastAsia="Calibri"/>
                 <w:sz w:val="18"/>
+                <w:lang w:val="es-ES"/>
               </w:rPr>
               <w:t>v1 con contacto; WebPay como fase condicionada</w:t>
             </w:r>
@@ -4645,11 +5199,15 @@
           <w:p>
             <w:pPr>
               <w:spacing w:before="80" w:after="80"/>
+              <w:rPr>
+                <w:lang w:val="es-ES"/>
+              </w:rPr>
             </w:pPr>
             <w:r>
               <w:rPr>
                 <w:rFonts w:eastAsia="Calibri"/>
                 <w:sz w:val="18"/>
+                <w:lang w:val="es-ES"/>
               </w:rPr>
               <w:t>Link/WhatsApp mientras se gestiona canal oficial</w:t>
             </w:r>
@@ -4704,11 +5262,15 @@
           <w:p>
             <w:pPr>
               <w:spacing w:before="80" w:after="80"/>
+              <w:rPr>
+                <w:lang w:val="es-ES"/>
+              </w:rPr>
             </w:pPr>
             <w:r>
               <w:rPr>
                 <w:rFonts w:eastAsia="Calibri"/>
                 <w:sz w:val="18"/>
+                <w:lang w:val="es-ES"/>
               </w:rPr>
               <w:t>Admin + docs + cuentas Empresa + capacitación</w:t>
             </w:r>
@@ -4719,23 +5281,36 @@
     <w:p>
       <w:pPr>
         <w:spacing w:after="200"/>
+        <w:rPr>
+          <w:lang w:val="es-ES"/>
+        </w:rPr>
       </w:pPr>
     </w:p>
     <w:p>
       <w:pPr>
         <w:pStyle w:val="Ttulo1"/>
+        <w:rPr>
+          <w:lang w:val="es-ES"/>
+        </w:rPr>
       </w:pPr>
       <w:r>
+        <w:rPr>
+          <w:lang w:val="es-ES"/>
+        </w:rPr>
         <w:t>12. Plan de desligue / continuidad operativa</w:t>
       </w:r>
     </w:p>
     <w:p>
       <w:pPr>
         <w:spacing w:after="80"/>
+        <w:rPr>
+          <w:lang w:val="es-ES"/>
+        </w:rPr>
       </w:pPr>
       <w:r>
         <w:rPr>
           <w:rFonts w:eastAsia="Calibri"/>
+          <w:lang w:val="es-ES"/>
         </w:rPr>
         <w:t>• Todas las cuentas (NIC, GitHub org, Vercel, Supabase, Transbank) a nombre de la Empresa.</w:t>
       </w:r>
@@ -4743,10 +5318,14 @@
     <w:p>
       <w:pPr>
         <w:spacing w:after="80"/>
+        <w:rPr>
+          <w:lang w:val="es-ES"/>
+        </w:rPr>
       </w:pPr>
       <w:r>
         <w:rPr>
           <w:rFonts w:eastAsia="Calibri"/>
+          <w:lang w:val="es-ES"/>
         </w:rPr>
         <w:t>• Entrega de manual de operación del admin y credenciales al responsable interno.</w:t>
       </w:r>
@@ -4754,10 +5333,14 @@
     <w:p>
       <w:pPr>
         <w:spacing w:after="80"/>
+        <w:rPr>
+          <w:lang w:val="es-ES"/>
+        </w:rPr>
       </w:pPr>
       <w:r>
         <w:rPr>
           <w:rFonts w:eastAsia="Calibri"/>
+          <w:lang w:val="es-ES"/>
         </w:rPr>
         <w:t>• Repositorio en organización GitHub de la Empresa; retiro de accesos personales del desarrollador.</w:t>
       </w:r>
@@ -4765,10 +5348,14 @@
     <w:p>
       <w:pPr>
         <w:spacing w:after="80"/>
+        <w:rPr>
+          <w:lang w:val="es-ES"/>
+        </w:rPr>
       </w:pPr>
       <w:r>
         <w:rPr>
           <w:rFonts w:eastAsia="Calibri"/>
+          <w:lang w:val="es-ES"/>
         </w:rPr>
         <w:t>• Acta de recepción conforme firmada.</w:t>
       </w:r>
@@ -4776,10 +5363,14 @@
     <w:p>
       <w:pPr>
         <w:spacing w:after="80"/>
+        <w:rPr>
+          <w:lang w:val="es-ES"/>
+        </w:rPr>
       </w:pPr>
       <w:r>
         <w:rPr>
           <w:rFonts w:eastAsia="Calibri"/>
+          <w:lang w:val="es-ES"/>
         </w:rPr>
         <w:t>• Soporte posterior solo si se firma mantención (opcional).</w:t>
       </w:r>
@@ -4787,18 +5378,28 @@
     <w:p>
       <w:pPr>
         <w:pStyle w:val="Ttulo1"/>
+        <w:rPr>
+          <w:lang w:val="es-ES"/>
+        </w:rPr>
       </w:pPr>
       <w:r>
+        <w:rPr>
+          <w:lang w:val="es-ES"/>
+        </w:rPr>
         <w:t>13. Criterios de aceptación (v1)</w:t>
       </w:r>
     </w:p>
     <w:p>
       <w:pPr>
         <w:spacing w:after="80"/>
+        <w:rPr>
+          <w:lang w:val="es-ES"/>
+        </w:rPr>
       </w:pPr>
       <w:r>
         <w:rPr>
           <w:rFonts w:eastAsia="Calibri"/>
+          <w:lang w:val="es-ES"/>
         </w:rPr>
         <w:t>• Sitio público accesible por dominio .cl con HTTPS.</w:t>
       </w:r>
@@ -4806,10 +5407,14 @@
     <w:p>
       <w:pPr>
         <w:spacing w:after="80"/>
+        <w:rPr>
+          <w:lang w:val="es-ES"/>
+        </w:rPr>
       </w:pPr>
       <w:r>
         <w:rPr>
           <w:rFonts w:eastAsia="Calibri"/>
+          <w:lang w:val="es-ES"/>
         </w:rPr>
         <w:t>• Al menos un set real de vehículos de Puerto Montt publicados con fotos.</w:t>
       </w:r>
@@ -4817,10 +5422,14 @@
     <w:p>
       <w:pPr>
         <w:spacing w:after="80"/>
+        <w:rPr>
+          <w:lang w:val="es-ES"/>
+        </w:rPr>
       </w:pPr>
       <w:r>
         <w:rPr>
           <w:rFonts w:eastAsia="Calibri"/>
+          <w:lang w:val="es-ES"/>
         </w:rPr>
         <w:t>• Al menos un tour 360° funcional y usable en móvil.</w:t>
       </w:r>
@@ -4828,10 +5437,14 @@
     <w:p>
       <w:pPr>
         <w:spacing w:after="80"/>
+        <w:rPr>
+          <w:lang w:val="es-ES"/>
+        </w:rPr>
       </w:pPr>
       <w:r>
         <w:rPr>
           <w:rFonts w:eastAsia="Calibri"/>
+          <w:lang w:val="es-ES"/>
         </w:rPr>
         <w:t>• Admin permite crear/editar/ocultar un vehículo sin intervención del desarrollador.</w:t>
       </w:r>
@@ -4839,10 +5452,14 @@
     <w:p>
       <w:pPr>
         <w:spacing w:after="80"/>
+        <w:rPr>
+          <w:lang w:val="es-ES"/>
+        </w:rPr>
       </w:pPr>
       <w:r>
         <w:rPr>
           <w:rFonts w:eastAsia="Calibri"/>
+          <w:lang w:val="es-ES"/>
         </w:rPr>
         <w:t>• Documento de capacitación entregado y sesión realizada.</w:t>
       </w:r>
@@ -4850,10 +5467,14 @@
     <w:p>
       <w:pPr>
         <w:spacing w:after="80"/>
+        <w:rPr>
+          <w:lang w:val="es-ES"/>
+        </w:rPr>
       </w:pPr>
       <w:r>
         <w:rPr>
           <w:rFonts w:eastAsia="Calibri"/>
+          <w:lang w:val="es-ES"/>
         </w:rPr>
         <w:t>• Cuentas cloud y dominio bajo control de la Empresa.</w:t>
       </w:r>
@@ -4861,19 +5482,28 @@
     <w:p>
       <w:pPr>
         <w:pStyle w:val="Ttulo1"/>
+        <w:rPr>
+          <w:lang w:val="es-ES"/>
+        </w:rPr>
       </w:pPr>
       <w:r>
-        <w:lastRenderedPageBreak/>
+        <w:rPr>
+          <w:lang w:val="es-ES"/>
+        </w:rPr>
         <w:t>14. Aspectos legales y de datos</w:t>
       </w:r>
     </w:p>
     <w:p>
       <w:pPr>
         <w:spacing w:after="80"/>
+        <w:rPr>
+          <w:lang w:val="es-ES"/>
+        </w:rPr>
       </w:pPr>
       <w:r>
         <w:rPr>
           <w:rFonts w:eastAsia="Calibri"/>
+          <w:lang w:val="es-ES"/>
         </w:rPr>
         <w:t>• Publicar políticas de privacidad y términos en el sitio (requisito también para WebPay).</w:t>
       </w:r>
@@ -4881,10 +5511,14 @@
     <w:p>
       <w:pPr>
         <w:spacing w:after="80"/>
+        <w:rPr>
+          <w:lang w:val="es-ES"/>
+        </w:rPr>
       </w:pPr>
       <w:r>
         <w:rPr>
           <w:rFonts w:eastAsia="Calibri"/>
+          <w:lang w:val="es-ES"/>
         </w:rPr>
         <w:t>• No publicar patentes ni datos sensibles de clientes sin base legal/autorización.</w:t>
       </w:r>
@@ -4892,21 +5526,30 @@
     <w:p>
       <w:pPr>
         <w:spacing w:after="80"/>
+        <w:rPr>
+          <w:lang w:val="es-ES"/>
+        </w:rPr>
       </w:pPr>
       <w:r>
         <w:rPr>
           <w:rFonts w:eastAsia="Calibri"/>
-        </w:rPr>
+          <w:lang w:val="es-ES"/>
+        </w:rPr>
+        <w:lastRenderedPageBreak/>
         <w:t>• Las imágenes/videos entregados se asumen con derechos de uso comercial por parte de la Empresa.</w:t>
       </w:r>
     </w:p>
     <w:p>
       <w:pPr>
         <w:spacing w:after="80"/>
+        <w:rPr>
+          <w:lang w:val="es-ES"/>
+        </w:rPr>
       </w:pPr>
       <w:r>
         <w:rPr>
           <w:rFonts w:eastAsia="Calibri"/>
+          <w:lang w:val="es-ES"/>
         </w:rPr>
         <w:t>• Cumplir buenas prácticas de seguridad (HTTPS, control de acceso al admin, secretos fuera del código).</w:t>
       </w:r>
@@ -4914,18 +5557,28 @@
     <w:p>
       <w:pPr>
         <w:pStyle w:val="Ttulo1"/>
+        <w:rPr>
+          <w:lang w:val="es-ES"/>
+        </w:rPr>
       </w:pPr>
       <w:r>
+        <w:rPr>
+          <w:lang w:val="es-ES"/>
+        </w:rPr>
         <w:t>15. Anexos</w:t>
       </w:r>
     </w:p>
     <w:p>
       <w:pPr>
         <w:spacing w:after="80"/>
+        <w:rPr>
+          <w:lang w:val="es-ES"/>
+        </w:rPr>
       </w:pPr>
       <w:r>
         <w:rPr>
           <w:rFonts w:eastAsia="Calibri"/>
+          <w:lang w:val="es-ES"/>
         </w:rPr>
         <w:t>• Anexo A: Documento RG-PM-SOL-001 (Solicitud de decisiones y accesos).</w:t>
       </w:r>
@@ -4933,10 +5586,14 @@
     <w:p>
       <w:pPr>
         <w:spacing w:after="80"/>
+        <w:rPr>
+          <w:lang w:val="es-ES"/>
+        </w:rPr>
       </w:pPr>
       <w:r>
         <w:rPr>
           <w:rFonts w:eastAsia="Calibri"/>
+          <w:lang w:val="es-ES"/>
         </w:rPr>
         <w:t>• Anexo B: Checklist de captura foto/video por vehículo.</w:t>
       </w:r>
@@ -4944,10 +5601,14 @@
     <w:p>
       <w:pPr>
         <w:spacing w:after="80"/>
+        <w:rPr>
+          <w:lang w:val="es-ES"/>
+        </w:rPr>
       </w:pPr>
       <w:r>
         <w:rPr>
           <w:rFonts w:eastAsia="Calibri"/>
+          <w:lang w:val="es-ES"/>
         </w:rPr>
         <w:t>• Anexo C: Glosario (dominio, hosting, base de datos, deploy, WebPay, staging/producción).</w:t>
       </w:r>
@@ -5239,6 +5900,9 @@
     <w:p>
       <w:pPr>
         <w:jc w:val="both"/>
+        <w:rPr>
+          <w:lang w:val="es-ES"/>
+        </w:rPr>
       </w:pPr>
       <w:r>
         <w:rPr>
@@ -5246,6 +5910,7 @@
           <w:i/>
           <w:color w:val="4A5568"/>
           <w:sz w:val="18"/>
+          <w:lang w:val="es-ES"/>
         </w:rPr>
         <w:t>Este documento constituye la línea base del proyecto. Cualquier cambio de alcance deberá registrarse por escrito.</w:t>
       </w:r>
@@ -5299,53 +5964,7 @@
         <w:color w:val="4A5568"/>
         <w:sz w:val="18"/>
       </w:rPr>
-      <w:t>RG-PM-PRY-</w:t>
-    </w:r>
-    <w:proofErr w:type="gramStart"/>
-    <w:r>
-      <w:rPr>
-        <w:rFonts w:eastAsia="Calibri"/>
-        <w:color w:val="4A5568"/>
-        <w:sz w:val="18"/>
-      </w:rPr>
-      <w:t>001  ·</w:t>
-    </w:r>
-    <w:proofErr w:type="gramEnd"/>
-    <w:r>
-      <w:rPr>
-        <w:rFonts w:eastAsia="Calibri"/>
-        <w:color w:val="4A5568"/>
-        <w:sz w:val="18"/>
-      </w:rPr>
-      <w:t xml:space="preserve">  </w:t>
-    </w:r>
-    <w:proofErr w:type="spellStart"/>
-    <w:proofErr w:type="gramStart"/>
-    <w:r>
-      <w:rPr>
-        <w:rFonts w:eastAsia="Calibri"/>
-        <w:color w:val="4A5568"/>
-        <w:sz w:val="18"/>
-      </w:rPr>
-      <w:t>Confidencial</w:t>
-    </w:r>
-    <w:proofErr w:type="spellEnd"/>
-    <w:r>
-      <w:rPr>
-        <w:rFonts w:eastAsia="Calibri"/>
-        <w:color w:val="4A5568"/>
-        <w:sz w:val="18"/>
-      </w:rPr>
-      <w:t xml:space="preserve">  ·</w:t>
-    </w:r>
-    <w:proofErr w:type="gramEnd"/>
-    <w:r>
-      <w:rPr>
-        <w:rFonts w:eastAsia="Calibri"/>
-        <w:color w:val="4A5568"/>
-        <w:sz w:val="18"/>
-      </w:rPr>
-      <w:t xml:space="preserve">  Página </w:t>
+      <w:t xml:space="preserve">RG-PM-PRY-001  ·  Confidencial  ·  Página </w:t>
     </w:r>
     <w:r>
       <w:rPr>
